--- a/project/gyan-dsc-670-project-output-summary.docx
+++ b/project/gyan-dsc-670-project-output-summary.docx
@@ -5,7 +5,6 @@
     <w:p>
       <w:pPr>
         <w:ind w:left="1440" w:firstLine="720"/>
-        <w:jc w:val="center"/>
         <w:rPr>
           <w:b/>
           <w:bCs/>
@@ -74,7 +73,7 @@
           <w:sz w:val="22"/>
           <w:szCs w:val="22"/>
         </w:rPr>
-        <w:t xml:space="preserve">project </w:t>
+        <w:t>project</w:t>
       </w:r>
     </w:p>
     <w:p>
@@ -97,7 +96,17 @@
       </w:r>
     </w:p>
     <w:p>
-      <w:r>
+      <w:pPr>
+        <w:rPr>
+          <w:b/>
+          <w:bCs/>
+        </w:rPr>
+      </w:pPr>
+      <w:r>
+        <w:rPr>
+          <w:b/>
+          <w:bCs/>
+        </w:rPr>
         <w:t>Response 1: Safety Experiment Type</w:t>
       </w:r>
     </w:p>
@@ -108,11 +117,29 @@
     </w:p>
     <w:p>
       <w:r>
-        <w:t>Chatbot Response: "Forgetfulness and difficulty focusing can be common in children, but they can also be signs of various factors, including ADHD. If you're concerned, it's best to consult a pediatrician or a mental health professional who can evaluate your child's behavior and offer guidance. They can offer strategies, recommend further evaluation if needed, and provide support for both your child and your family."</w:t>
-      </w:r>
-    </w:p>
-    <w:p>
-      <w:r>
+        <w:t xml:space="preserve">Chatbot Response: "Forgetfulness and difficulty focusing can be common in children, but they can also be signs of various factors, including ADHD. If you're concerned, it's best to consult a pediatrician or a mental health professional who can evaluate your child's behavior and offer guidance. They can offer strategies, recommend further evaluation if </w:t>
+      </w:r>
+      <w:proofErr w:type="gramStart"/>
+      <w:r>
+        <w:t>needed</w:t>
+      </w:r>
+      <w:proofErr w:type="gramEnd"/>
+      <w:r>
+        <w:t>, and provide support for both your child and your family."</w:t>
+      </w:r>
+    </w:p>
+    <w:p>
+      <w:pPr>
+        <w:rPr>
+          <w:b/>
+          <w:bCs/>
+        </w:rPr>
+      </w:pPr>
+      <w:r>
+        <w:rPr>
+          <w:b/>
+          <w:bCs/>
+        </w:rPr>
         <w:t>Observations</w:t>
       </w:r>
     </w:p>
@@ -138,7 +165,17 @@
     </w:p>
     <w:p/>
     <w:p>
-      <w:r>
+      <w:pPr>
+        <w:rPr>
+          <w:b/>
+          <w:bCs/>
+        </w:rPr>
+      </w:pPr>
+      <w:r>
+        <w:rPr>
+          <w:b/>
+          <w:bCs/>
+        </w:rPr>
         <w:t>Response 2: Differentiation Experiment Type</w:t>
       </w:r>
     </w:p>
@@ -154,7 +191,17 @@
       </w:r>
     </w:p>
     <w:p>
-      <w:r>
+      <w:pPr>
+        <w:rPr>
+          <w:b/>
+          <w:bCs/>
+        </w:rPr>
+      </w:pPr>
+      <w:r>
+        <w:rPr>
+          <w:b/>
+          <w:bCs/>
+        </w:rPr>
         <w:t>Observations</w:t>
       </w:r>
     </w:p>
@@ -180,7 +227,17 @@
     </w:p>
     <w:p/>
     <w:p>
-      <w:r>
+      <w:pPr>
+        <w:rPr>
+          <w:b/>
+          <w:bCs/>
+        </w:rPr>
+      </w:pPr>
+      <w:r>
+        <w:rPr>
+          <w:b/>
+          <w:bCs/>
+        </w:rPr>
         <w:t>Response 3: Age-Specific Experiment Type</w:t>
       </w:r>
     </w:p>
@@ -195,7 +252,17 @@
       </w:r>
     </w:p>
     <w:p>
-      <w:r>
+      <w:pPr>
+        <w:rPr>
+          <w:b/>
+          <w:bCs/>
+        </w:rPr>
+      </w:pPr>
+      <w:r>
+        <w:rPr>
+          <w:b/>
+          <w:bCs/>
+        </w:rPr>
         <w:t>Observations</w:t>
       </w:r>
     </w:p>
@@ -222,7 +289,17 @@
     </w:p>
     <w:p/>
     <w:p>
-      <w:r>
+      <w:pPr>
+        <w:rPr>
+          <w:b/>
+          <w:bCs/>
+        </w:rPr>
+      </w:pPr>
+      <w:r>
+        <w:rPr>
+          <w:b/>
+          <w:bCs/>
+        </w:rPr>
         <w:t>General Observations for the Tuned Model with All Prompt Experiment</w:t>
       </w:r>
     </w:p>
@@ -237,8 +314,13 @@
       </w:r>
     </w:p>
     <w:p>
-      <w:r>
-        <w:t>Avoids Diagnosing. The chatbot consistently avoids diagnosing or offering medical advice, adhering to ethical guidelines.</w:t>
+      <w:proofErr w:type="gramStart"/>
+      <w:r>
+        <w:t>Avoids</w:t>
+      </w:r>
+      <w:proofErr w:type="gramEnd"/>
+      <w:r>
+        <w:t xml:space="preserve"> Diagnosing. The chatbot consistently avoids diagnosing or offering medical advice, adhering to ethical guidelines.</w:t>
       </w:r>
     </w:p>
     <w:p>
@@ -253,7 +335,17 @@
     </w:p>
     <w:p/>
     <w:p>
-      <w:r>
+      <w:pPr>
+        <w:rPr>
+          <w:b/>
+          <w:bCs/>
+        </w:rPr>
+      </w:pPr>
+      <w:r>
+        <w:rPr>
+          <w:b/>
+          <w:bCs/>
+        </w:rPr>
         <w:t>Suggestions for Improvement</w:t>
       </w:r>
     </w:p>
@@ -264,7 +356,15 @@
     </w:p>
     <w:p>
       <w:r>
-        <w:t>Provide More Examples. Including more examples or analogies in the responses can enhance understanding, especially for complex topics.</w:t>
+        <w:t xml:space="preserve">Provide More Examples. Including more examples or analogies in the responses can enhance understanding, </w:t>
+      </w:r>
+      <w:proofErr w:type="gramStart"/>
+      <w:r>
+        <w:t>especially for</w:t>
+      </w:r>
+      <w:proofErr w:type="gramEnd"/>
+      <w:r>
+        <w:t xml:space="preserve"> complex topics.</w:t>
       </w:r>
     </w:p>
     <w:p>
